--- a/data/outputs/v2/Essential_Mathematics/SS2.6_Surface_Area_of_Solids/Essential_Mathematics_Surface_Area_of_Solids_SummaryTable.docx
+++ b/data/outputs/v2/Essential_Mathematics/SS2.6_Surface_Area_of_Solids/Essential_Mathematics_Surface_Area_of_Solids_SummaryTable.docx
@@ -38,6 +38,177 @@
           <w:szCs w:val="22"/>
         </w:rPr>
         <w:t xml:space="preserve">Sub-Strand 2.6: Surface Area of Solids — Teacher Reference (Pre-filled)</w:t>
+      </w:r>
+    </w:p>
+    <w:p>
+      <w:pPr>
+        <w:spacing w:after="80" w:before="120"/>
+      </w:pPr>
+      <w:r>
+        <w:rPr>
+          <w:rFonts w:ascii="Arial" w:cs="Arial" w:eastAsia="Arial" w:hAnsi="Arial"/>
+          <w:b/>
+          <w:bCs/>
+          <w:color w:val="1F3864"/>
+          <w:sz w:val="20"/>
+          <w:szCs w:val="20"/>
+        </w:rPr>
+        <w:t xml:space="preserve">ATTRIBUTION AND LICENSING</w:t>
+      </w:r>
+    </w:p>
+    <w:p>
+      <w:pPr>
+        <w:spacing w:after="60" w:before="0"/>
+      </w:pPr>
+      <w:r>
+        <w:rPr>
+          <w:rFonts w:ascii="Arial" w:cs="Arial" w:eastAsia="Arial" w:hAnsi="Arial"/>
+          <w:b/>
+          <w:bCs/>
+          <w:sz w:val="17"/>
+          <w:szCs w:val="17"/>
+        </w:rPr>
+        <w:t xml:space="preserve">Curriculum Alignment: </w:t>
+      </w:r>
+      <w:r>
+        <w:rPr>
+          <w:rFonts w:ascii="Arial" w:cs="Arial" w:eastAsia="Arial" w:hAnsi="Arial"/>
+          <w:sz w:val="17"/>
+          <w:szCs w:val="17"/>
+        </w:rPr>
+        <w:t xml:space="preserve">Structured in pedagogical alignment with the competence-based curriculum format and learning outcomes established by the Kenya Institute of Curriculum Development (KICD). This material is independently developed and is not officially endorsed or published by KICD.</w:t>
+      </w:r>
+    </w:p>
+    <w:p>
+      <w:pPr>
+        <w:spacing w:after="60" w:before="0"/>
+      </w:pPr>
+      <w:r>
+        <w:rPr>
+          <w:rFonts w:ascii="Arial" w:cs="Arial" w:eastAsia="Arial" w:hAnsi="Arial"/>
+          <w:b/>
+          <w:bCs/>
+          <w:sz w:val="17"/>
+          <w:szCs w:val="17"/>
+        </w:rPr>
+        <w:t xml:space="preserve">Content &amp; Pedagogy: </w:t>
+      </w:r>
+      <w:r>
+        <w:rPr>
+          <w:rFonts w:ascii="Arial" w:cs="Arial" w:eastAsia="Arial" w:hAnsi="Arial"/>
+          <w:sz w:val="17"/>
+          <w:szCs w:val="17"/>
+        </w:rPr>
+        <w:t xml:space="preserve">Developed and adapted by the educator team at SeaVuria (registered 501(c)(3) in the United States and registered NGO in Kenya, No. 872-850A-BF11), who designed the pedagogical framework, lesson templates and exemplar lessons on which this material is based.</w:t>
+      </w:r>
+    </w:p>
+    <w:p>
+      <w:pPr>
+        <w:spacing w:after="60" w:before="0"/>
+      </w:pPr>
+      <w:r>
+        <w:rPr>
+          <w:rFonts w:ascii="Arial" w:cs="Arial" w:eastAsia="Arial" w:hAnsi="Arial"/>
+          <w:b/>
+          <w:bCs/>
+          <w:sz w:val="17"/>
+          <w:szCs w:val="17"/>
+        </w:rPr>
+        <w:t xml:space="preserve">Production &amp; Layout: </w:t>
+      </w:r>
+      <w:r>
+        <w:rPr>
+          <w:rFonts w:ascii="Arial" w:cs="Arial" w:eastAsia="Arial" w:hAnsi="Arial"/>
+          <w:sz w:val="17"/>
+          <w:szCs w:val="17"/>
+        </w:rPr>
+        <w:t xml:space="preserve">Educational design and curriculum sequencing by SeaVuria. Technical layout, structural formatting, and digital optimization/implementation executed in partnership with ARES Education (registered 501(c)(3) in the United States and Canada (as Afretech Aid) and registered NGO in Kenya), with lesson drafting and compilation assisted by AI (Claude, Anthropic).</w:t>
+      </w:r>
+    </w:p>
+    <w:p>
+      <w:pPr>
+        <w:pBdr>
+          <w:bottom w:val="single" w:color="1F3864" w:sz="6" w:space="6"/>
+        </w:pBdr>
+        <w:spacing w:after="60" w:before="0"/>
+      </w:pPr>
+      <w:r>
+        <w:rPr>
+          <w:rFonts w:ascii="Arial" w:cs="Arial" w:eastAsia="Arial" w:hAnsi="Arial"/>
+          <w:b/>
+          <w:bCs/>
+          <w:sz w:val="17"/>
+          <w:szCs w:val="17"/>
+        </w:rPr>
+        <w:t xml:space="preserve">Licensing &amp; Copyright: </w:t>
+      </w:r>
+      <w:r>
+        <w:rPr>
+          <w:rFonts w:ascii="Arial" w:cs="Arial" w:eastAsia="Arial" w:hAnsi="Arial"/>
+          <w:sz w:val="17"/>
+          <w:szCs w:val="17"/>
+        </w:rPr>
+        <w:t xml:space="preserve">© 2026 SeaVuria and ARES. This work is licensed under a </w:t>
+      </w:r>
+      <w:hyperlink w:history="1" r:id="rId6yfy5rw9gongi3_v_hglg">
+        <w:r>
+          <w:rPr>
+            <w:rFonts w:ascii="Arial" w:cs="Arial" w:eastAsia="Arial" w:hAnsi="Arial"/>
+            <w:color w:val="1F6B75"/>
+            <w:sz w:val="17"/>
+            <w:szCs w:val="17"/>
+            <w:u w:val="single" w:color="1F6B75"/>
+          </w:rPr>
+          <w:t xml:space="preserve">Creative Commons Attribution-NonCommercial 4.0 International License</w:t>
+        </w:r>
+      </w:hyperlink>
+      <w:r>
+        <w:rPr>
+          <w:rFonts w:ascii="Arial" w:cs="Arial" w:eastAsia="Arial" w:hAnsi="Arial"/>
+          <w:sz w:val="17"/>
+          <w:szCs w:val="17"/>
+        </w:rPr>
+        <w:t xml:space="preserve"> (</w:t>
+      </w:r>
+      <w:hyperlink w:history="1" r:id="rId8ydzabqynr_k2fyzoqna6">
+        <w:r>
+          <w:rPr>
+            <w:rFonts w:ascii="Arial" w:cs="Arial" w:eastAsia="Arial" w:hAnsi="Arial"/>
+            <w:color w:val="1F6B75"/>
+            <w:sz w:val="17"/>
+            <w:szCs w:val="17"/>
+            <w:u w:val="single" w:color="1F6B75"/>
+          </w:rPr>
+          <w:t xml:space="preserve">CC BY-NC 4.0</w:t>
+        </w:r>
+      </w:hyperlink>
+      <w:r>
+        <w:rPr>
+          <w:rFonts w:ascii="Arial" w:cs="Arial" w:eastAsia="Arial" w:hAnsi="Arial"/>
+          <w:sz w:val="17"/>
+          <w:szCs w:val="17"/>
+        </w:rPr>
+        <w:t xml:space="preserve">). To view a copy of this license, visit </w:t>
+      </w:r>
+      <w:hyperlink w:history="1" r:id="rIdxhxbuibcrhakxq1xb16r4">
+        <w:r>
+          <w:rPr>
+            <w:rFonts w:ascii="Arial" w:cs="Arial" w:eastAsia="Arial" w:hAnsi="Arial"/>
+            <w:color w:val="1F6B75"/>
+            <w:sz w:val="17"/>
+            <w:szCs w:val="17"/>
+            <w:u w:val="single" w:color="1F6B75"/>
+          </w:rPr>
+          <w:t xml:space="preserve">https://creativecommons.org/licenses/by-nc/4.0/</w:t>
+        </w:r>
+      </w:hyperlink>
+      <w:r>
+        <w:rPr>
+          <w:rFonts w:ascii="Arial" w:cs="Arial" w:eastAsia="Arial" w:hAnsi="Arial"/>
+          <w:sz w:val="17"/>
+          <w:szCs w:val="17"/>
+        </w:rPr>
+        <w:t xml:space="preserve">. You are free to copy, redistribute, and adapt this material in any medium or format, provided appropriate credit is given and the material is not used for commercial purposes. KICD learning outcomes and curriculum designations reproduced here for alignment purposes remain the property of KICD and are not covered by this license. Linked external resources (e.g. CK-12, Khan Academy, PhET) are subject to their own licenses.</w:t>
       </w:r>
     </w:p>
     <w:p>

--- a/data/outputs/v2/Essential_Mathematics/SS2.6_Surface_Area_of_Solids/Essential_Mathematics_Surface_Area_of_Solids_SummaryTable.docx
+++ b/data/outputs/v2/Essential_Mathematics/SS2.6_Surface_Area_of_Solids/Essential_Mathematics_Surface_Area_of_Solids_SummaryTable.docx
@@ -38,177 +38,6 @@
           <w:szCs w:val="22"/>
         </w:rPr>
         <w:t xml:space="preserve">Sub-Strand 2.6: Surface Area of Solids — Teacher Reference (Pre-filled)</w:t>
-      </w:r>
-    </w:p>
-    <w:p>
-      <w:pPr>
-        <w:spacing w:after="80" w:before="120"/>
-      </w:pPr>
-      <w:r>
-        <w:rPr>
-          <w:rFonts w:ascii="Arial" w:cs="Arial" w:eastAsia="Arial" w:hAnsi="Arial"/>
-          <w:b/>
-          <w:bCs/>
-          <w:color w:val="1F3864"/>
-          <w:sz w:val="20"/>
-          <w:szCs w:val="20"/>
-        </w:rPr>
-        <w:t xml:space="preserve">ATTRIBUTION AND LICENSING</w:t>
-      </w:r>
-    </w:p>
-    <w:p>
-      <w:pPr>
-        <w:spacing w:after="60" w:before="0"/>
-      </w:pPr>
-      <w:r>
-        <w:rPr>
-          <w:rFonts w:ascii="Arial" w:cs="Arial" w:eastAsia="Arial" w:hAnsi="Arial"/>
-          <w:b/>
-          <w:bCs/>
-          <w:sz w:val="17"/>
-          <w:szCs w:val="17"/>
-        </w:rPr>
-        <w:t xml:space="preserve">Curriculum Alignment: </w:t>
-      </w:r>
-      <w:r>
-        <w:rPr>
-          <w:rFonts w:ascii="Arial" w:cs="Arial" w:eastAsia="Arial" w:hAnsi="Arial"/>
-          <w:sz w:val="17"/>
-          <w:szCs w:val="17"/>
-        </w:rPr>
-        <w:t xml:space="preserve">Structured in pedagogical alignment with the competence-based curriculum format and learning outcomes established by the Kenya Institute of Curriculum Development (KICD). This material is independently developed and is not officially endorsed or published by KICD.</w:t>
-      </w:r>
-    </w:p>
-    <w:p>
-      <w:pPr>
-        <w:spacing w:after="60" w:before="0"/>
-      </w:pPr>
-      <w:r>
-        <w:rPr>
-          <w:rFonts w:ascii="Arial" w:cs="Arial" w:eastAsia="Arial" w:hAnsi="Arial"/>
-          <w:b/>
-          <w:bCs/>
-          <w:sz w:val="17"/>
-          <w:szCs w:val="17"/>
-        </w:rPr>
-        <w:t xml:space="preserve">Content &amp; Pedagogy: </w:t>
-      </w:r>
-      <w:r>
-        <w:rPr>
-          <w:rFonts w:ascii="Arial" w:cs="Arial" w:eastAsia="Arial" w:hAnsi="Arial"/>
-          <w:sz w:val="17"/>
-          <w:szCs w:val="17"/>
-        </w:rPr>
-        <w:t xml:space="preserve">Developed and adapted by the educator team at SeaVuria (registered 501(c)(3) in the United States and registered NGO in Kenya, No. 872-850A-BF11), who designed the pedagogical framework, lesson templates and exemplar lessons on which this material is based.</w:t>
-      </w:r>
-    </w:p>
-    <w:p>
-      <w:pPr>
-        <w:spacing w:after="60" w:before="0"/>
-      </w:pPr>
-      <w:r>
-        <w:rPr>
-          <w:rFonts w:ascii="Arial" w:cs="Arial" w:eastAsia="Arial" w:hAnsi="Arial"/>
-          <w:b/>
-          <w:bCs/>
-          <w:sz w:val="17"/>
-          <w:szCs w:val="17"/>
-        </w:rPr>
-        <w:t xml:space="preserve">Production &amp; Layout: </w:t>
-      </w:r>
-      <w:r>
-        <w:rPr>
-          <w:rFonts w:ascii="Arial" w:cs="Arial" w:eastAsia="Arial" w:hAnsi="Arial"/>
-          <w:sz w:val="17"/>
-          <w:szCs w:val="17"/>
-        </w:rPr>
-        <w:t xml:space="preserve">Educational design and curriculum sequencing by SeaVuria. Technical layout, structural formatting, and digital optimization/implementation executed in partnership with ARES Education (registered 501(c)(3) in the United States and Canada (as Afretech Aid) and registered NGO in Kenya), with lesson drafting and compilation assisted by AI (Claude, Anthropic).</w:t>
-      </w:r>
-    </w:p>
-    <w:p>
-      <w:pPr>
-        <w:pBdr>
-          <w:bottom w:val="single" w:color="1F3864" w:sz="6" w:space="6"/>
-        </w:pBdr>
-        <w:spacing w:after="60" w:before="0"/>
-      </w:pPr>
-      <w:r>
-        <w:rPr>
-          <w:rFonts w:ascii="Arial" w:cs="Arial" w:eastAsia="Arial" w:hAnsi="Arial"/>
-          <w:b/>
-          <w:bCs/>
-          <w:sz w:val="17"/>
-          <w:szCs w:val="17"/>
-        </w:rPr>
-        <w:t xml:space="preserve">Licensing &amp; Copyright: </w:t>
-      </w:r>
-      <w:r>
-        <w:rPr>
-          <w:rFonts w:ascii="Arial" w:cs="Arial" w:eastAsia="Arial" w:hAnsi="Arial"/>
-          <w:sz w:val="17"/>
-          <w:szCs w:val="17"/>
-        </w:rPr>
-        <w:t xml:space="preserve">© 2026 SeaVuria and ARES. This work is licensed under a </w:t>
-      </w:r>
-      <w:hyperlink w:history="1" r:id="rId6yfy5rw9gongi3_v_hglg">
-        <w:r>
-          <w:rPr>
-            <w:rFonts w:ascii="Arial" w:cs="Arial" w:eastAsia="Arial" w:hAnsi="Arial"/>
-            <w:color w:val="1F6B75"/>
-            <w:sz w:val="17"/>
-            <w:szCs w:val="17"/>
-            <w:u w:val="single" w:color="1F6B75"/>
-          </w:rPr>
-          <w:t xml:space="preserve">Creative Commons Attribution-NonCommercial 4.0 International License</w:t>
-        </w:r>
-      </w:hyperlink>
-      <w:r>
-        <w:rPr>
-          <w:rFonts w:ascii="Arial" w:cs="Arial" w:eastAsia="Arial" w:hAnsi="Arial"/>
-          <w:sz w:val="17"/>
-          <w:szCs w:val="17"/>
-        </w:rPr>
-        <w:t xml:space="preserve"> (</w:t>
-      </w:r>
-      <w:hyperlink w:history="1" r:id="rId8ydzabqynr_k2fyzoqna6">
-        <w:r>
-          <w:rPr>
-            <w:rFonts w:ascii="Arial" w:cs="Arial" w:eastAsia="Arial" w:hAnsi="Arial"/>
-            <w:color w:val="1F6B75"/>
-            <w:sz w:val="17"/>
-            <w:szCs w:val="17"/>
-            <w:u w:val="single" w:color="1F6B75"/>
-          </w:rPr>
-          <w:t xml:space="preserve">CC BY-NC 4.0</w:t>
-        </w:r>
-      </w:hyperlink>
-      <w:r>
-        <w:rPr>
-          <w:rFonts w:ascii="Arial" w:cs="Arial" w:eastAsia="Arial" w:hAnsi="Arial"/>
-          <w:sz w:val="17"/>
-          <w:szCs w:val="17"/>
-        </w:rPr>
-        <w:t xml:space="preserve">). To view a copy of this license, visit </w:t>
-      </w:r>
-      <w:hyperlink w:history="1" r:id="rIdxhxbuibcrhakxq1xb16r4">
-        <w:r>
-          <w:rPr>
-            <w:rFonts w:ascii="Arial" w:cs="Arial" w:eastAsia="Arial" w:hAnsi="Arial"/>
-            <w:color w:val="1F6B75"/>
-            <w:sz w:val="17"/>
-            <w:szCs w:val="17"/>
-            <w:u w:val="single" w:color="1F6B75"/>
-          </w:rPr>
-          <w:t xml:space="preserve">https://creativecommons.org/licenses/by-nc/4.0/</w:t>
-        </w:r>
-      </w:hyperlink>
-      <w:r>
-        <w:rPr>
-          <w:rFonts w:ascii="Arial" w:cs="Arial" w:eastAsia="Arial" w:hAnsi="Arial"/>
-          <w:sz w:val="17"/>
-          <w:szCs w:val="17"/>
-        </w:rPr>
-        <w:t xml:space="preserve">. You are free to copy, redistribute, and adapt this material in any medium or format, provided appropriate credit is given and the material is not used for commercial purposes. KICD learning outcomes and curriculum designations reproduced here for alignment purposes remain the property of KICD and are not covered by this license. Linked external resources (e.g. CK-12, Khan Academy, PhET) are subject to their own licenses.</w:t>
       </w:r>
     </w:p>
     <w:p>
@@ -1848,6 +1677,185 @@
         </w:tc>
       </w:tr>
     </w:tbl>
+    <w:p>
+      <w:pPr>
+        <w:spacing w:after="120"/>
+      </w:pPr>
+      <w:r>
+        <w:t xml:space="preserve"/>
+      </w:r>
+    </w:p>
+    <w:p>
+      <w:pPr>
+        <w:spacing w:after="80" w:before="120"/>
+      </w:pPr>
+      <w:r>
+        <w:rPr>
+          <w:rFonts w:ascii="Arial" w:cs="Arial" w:eastAsia="Arial" w:hAnsi="Arial"/>
+          <w:b/>
+          <w:bCs/>
+          <w:color w:val="1F3864"/>
+          <w:sz w:val="20"/>
+          <w:szCs w:val="20"/>
+        </w:rPr>
+        <w:t xml:space="preserve">ATTRIBUTION AND LICENSING</w:t>
+      </w:r>
+    </w:p>
+    <w:p>
+      <w:pPr>
+        <w:spacing w:after="60" w:before="0"/>
+      </w:pPr>
+      <w:r>
+        <w:rPr>
+          <w:rFonts w:ascii="Arial" w:cs="Arial" w:eastAsia="Arial" w:hAnsi="Arial"/>
+          <w:b/>
+          <w:bCs/>
+          <w:sz w:val="17"/>
+          <w:szCs w:val="17"/>
+        </w:rPr>
+        <w:t xml:space="preserve">Curriculum Alignment: </w:t>
+      </w:r>
+      <w:r>
+        <w:rPr>
+          <w:rFonts w:ascii="Arial" w:cs="Arial" w:eastAsia="Arial" w:hAnsi="Arial"/>
+          <w:sz w:val="17"/>
+          <w:szCs w:val="17"/>
+        </w:rPr>
+        <w:t xml:space="preserve">Structured in pedagogical alignment with the competence-based curriculum format and learning outcomes established by the Kenya Institute of Curriculum Development (KICD). This material is independently developed and is not officially endorsed or published by KICD.</w:t>
+      </w:r>
+    </w:p>
+    <w:p>
+      <w:pPr>
+        <w:spacing w:after="60" w:before="0"/>
+      </w:pPr>
+      <w:r>
+        <w:rPr>
+          <w:rFonts w:ascii="Arial" w:cs="Arial" w:eastAsia="Arial" w:hAnsi="Arial"/>
+          <w:b/>
+          <w:bCs/>
+          <w:sz w:val="17"/>
+          <w:szCs w:val="17"/>
+        </w:rPr>
+        <w:t xml:space="preserve">Content &amp; Pedagogy: </w:t>
+      </w:r>
+      <w:r>
+        <w:rPr>
+          <w:rFonts w:ascii="Arial" w:cs="Arial" w:eastAsia="Arial" w:hAnsi="Arial"/>
+          <w:sz w:val="17"/>
+          <w:szCs w:val="17"/>
+        </w:rPr>
+        <w:t xml:space="preserve">Developed and adapted by the educator team at SeaVuria (registered 501(c)(3) in the United States and registered NGO in Kenya, No. 872-850A-BF11), who designed the pedagogical framework, lesson templates and exemplar lessons on which this material is based.</w:t>
+      </w:r>
+    </w:p>
+    <w:p>
+      <w:pPr>
+        <w:spacing w:after="60" w:before="0"/>
+      </w:pPr>
+      <w:r>
+        <w:rPr>
+          <w:rFonts w:ascii="Arial" w:cs="Arial" w:eastAsia="Arial" w:hAnsi="Arial"/>
+          <w:b/>
+          <w:bCs/>
+          <w:sz w:val="17"/>
+          <w:szCs w:val="17"/>
+        </w:rPr>
+        <w:t xml:space="preserve">Production &amp; Layout: </w:t>
+      </w:r>
+      <w:r>
+        <w:rPr>
+          <w:rFonts w:ascii="Arial" w:cs="Arial" w:eastAsia="Arial" w:hAnsi="Arial"/>
+          <w:sz w:val="17"/>
+          <w:szCs w:val="17"/>
+        </w:rPr>
+        <w:t xml:space="preserve">Educational design and curriculum sequencing by SeaVuria. Technical layout, structural formatting, and digital optimization/implementation executed in partnership with ARES Education (registered 501(c)(3) in the United States and Canada (as Afretech Aid) and registered NGO in Kenya), with lesson drafting and compilation assisted by AI (Claude, Anthropic).</w:t>
+      </w:r>
+    </w:p>
+    <w:p>
+      <w:pPr>
+        <w:pBdr>
+          <w:bottom w:val="single" w:color="1F3864" w:sz="6" w:space="6"/>
+        </w:pBdr>
+        <w:spacing w:after="60" w:before="0"/>
+      </w:pPr>
+      <w:r>
+        <w:rPr>
+          <w:rFonts w:ascii="Arial" w:cs="Arial" w:eastAsia="Arial" w:hAnsi="Arial"/>
+          <w:b/>
+          <w:bCs/>
+          <w:sz w:val="17"/>
+          <w:szCs w:val="17"/>
+        </w:rPr>
+        <w:t xml:space="preserve">Licensing &amp; Copyright: </w:t>
+      </w:r>
+      <w:r>
+        <w:rPr>
+          <w:rFonts w:ascii="Arial" w:cs="Arial" w:eastAsia="Arial" w:hAnsi="Arial"/>
+          <w:sz w:val="17"/>
+          <w:szCs w:val="17"/>
+        </w:rPr>
+        <w:t xml:space="preserve">© 2026 SeaVuria and ARES. This work is licensed under a </w:t>
+      </w:r>
+      <w:hyperlink w:history="1" r:id="rIdtfra5eezzwnmd1if_3gen">
+        <w:r>
+          <w:rPr>
+            <w:rFonts w:ascii="Arial" w:cs="Arial" w:eastAsia="Arial" w:hAnsi="Arial"/>
+            <w:color w:val="1F6B75"/>
+            <w:sz w:val="17"/>
+            <w:szCs w:val="17"/>
+            <w:u w:val="single" w:color="1F6B75"/>
+          </w:rPr>
+          <w:t xml:space="preserve">Creative Commons Attribution-NonCommercial 4.0 International License</w:t>
+        </w:r>
+      </w:hyperlink>
+      <w:r>
+        <w:rPr>
+          <w:rFonts w:ascii="Arial" w:cs="Arial" w:eastAsia="Arial" w:hAnsi="Arial"/>
+          <w:sz w:val="17"/>
+          <w:szCs w:val="17"/>
+        </w:rPr>
+        <w:t xml:space="preserve"> (</w:t>
+      </w:r>
+      <w:hyperlink w:history="1" r:id="rIdi6xc9mfixulzawyfknhxm">
+        <w:r>
+          <w:rPr>
+            <w:rFonts w:ascii="Arial" w:cs="Arial" w:eastAsia="Arial" w:hAnsi="Arial"/>
+            <w:color w:val="1F6B75"/>
+            <w:sz w:val="17"/>
+            <w:szCs w:val="17"/>
+            <w:u w:val="single" w:color="1F6B75"/>
+          </w:rPr>
+          <w:t xml:space="preserve">CC BY-NC 4.0</w:t>
+        </w:r>
+      </w:hyperlink>
+      <w:r>
+        <w:rPr>
+          <w:rFonts w:ascii="Arial" w:cs="Arial" w:eastAsia="Arial" w:hAnsi="Arial"/>
+          <w:sz w:val="17"/>
+          <w:szCs w:val="17"/>
+        </w:rPr>
+        <w:t xml:space="preserve">). To view a copy of this license, visit </w:t>
+      </w:r>
+      <w:hyperlink w:history="1" r:id="rIdaprur5zpiqdayxokyc6qf">
+        <w:r>
+          <w:rPr>
+            <w:rFonts w:ascii="Arial" w:cs="Arial" w:eastAsia="Arial" w:hAnsi="Arial"/>
+            <w:color w:val="1F6B75"/>
+            <w:sz w:val="17"/>
+            <w:szCs w:val="17"/>
+            <w:u w:val="single" w:color="1F6B75"/>
+          </w:rPr>
+          <w:t xml:space="preserve">https://creativecommons.org/licenses/by-nc/4.0/</w:t>
+        </w:r>
+      </w:hyperlink>
+      <w:r>
+        <w:rPr>
+          <w:rFonts w:ascii="Arial" w:cs="Arial" w:eastAsia="Arial" w:hAnsi="Arial"/>
+          <w:sz w:val="17"/>
+          <w:szCs w:val="17"/>
+        </w:rPr>
+        <w:t xml:space="preserve">. You are free to copy, redistribute, and adapt this material in any medium or format, provided appropriate credit is given and the material is not used for commercial purposes. KICD learning outcomes and curriculum designations reproduced here for alignment purposes remain the property of KICD and are not covered by this license. Linked external resources (e.g. CK-12, Khan Academy, PhET) are subject to their own licenses.</w:t>
+      </w:r>
+    </w:p>
     <w:sectPr>
       <w:pgSz w:w="15840" w:h="12240" w:orient="landscape"/>
       <w:pgMar w:top="1080" w:right="1080" w:bottom="1080" w:left="1080" w:header="708" w:footer="708" w:gutter="0"/>

--- a/data/outputs/v2/Essential_Mathematics/SS2.6_Surface_Area_of_Solids/Essential_Mathematics_Surface_Area_of_Solids_SummaryTable.docx
+++ b/data/outputs/v2/Essential_Mathematics/SS2.6_Surface_Area_of_Solids/Essential_Mathematics_Surface_Area_of_Solids_SummaryTable.docx
@@ -564,7 +564,7 @@
                 <w:sz w:val="18"/>
                 <w:szCs w:val="18"/>
               </w:rPr>
-              <w:t xml:space="preserve">Students examine a real or illustrated metal bucket (cone-shaped, as commonly used by mjenzi workers and street vendors in Nairobi) and attempt to estimate how much sheet metal was used to make it. When the bucket's lateral surface is unrolled (physically or via diagram), it forms a flat sector of a circle — not a rectangle. Teacher should display an actual net cut from cardboard and ask students to measure its parts before any formula is given. Note: students typically underestimate because they ignore the circular base.</w:t>
+              <w:t xml:space="preserve">Three metal bucket models (cylindrical, frustum-shaped, conical) all holding 10 litres; a cardboard net of a cone (sector + circle base) which learners assembled and unrolled; the key observation that the arc length of the sector equals the circumference of the cone's base (arc = 2πr).</w:t>
             </w:r>
           </w:p>
         </w:tc>
@@ -596,7 +596,7 @@
                 <w:sz w:val="18"/>
                 <w:szCs w:val="18"/>
               </w:rPr>
-              <w:t xml:space="preserve">The lateral (curved) surface of a cone unfolds into a sector of a circle with radius equal to the slant height l and arc length equal to the circumference of the base (2πr). Therefore: Lateral Surface Area = πrl. Adding the circular base gives Total Surface Area of a cone: TSA = πrl + πr², where r = base radius and l = slant height. Slant height is related to perpendicular height h by: l = √(r² + h²). Pedagogical note — insist students distinguish between h (vertical height) and l (slant height) from lesson 1 onward; this confusion is the single most common error across all frustum lessons.</w:t>
+              <w:t xml:space="preserve">The total surface area of a cone = πrl + πr², where r is the base radius and l is the slant height; the lateral surface of a cone unfolds into a sector of a circle with radius l; the slant height l ≠ perpendicular height h; for the KNH paper cup (r = 3.5 cm, l = 8 cm), TSA = 126.5 cm².</w:t>
             </w:r>
           </w:p>
         </w:tc>
@@ -628,7 +628,7 @@
                 <w:sz w:val="18"/>
                 <w:szCs w:val="18"/>
               </w:rPr>
-              <w:t xml:space="preserve">Students apply TSA = πrl + πr² to calculate the sheet metal needed for a cone-shaped water bucket with r = 14 cm and h = 48 cm. Step 1: l = √(14² + 48²) = √(196 + 2304) = √2500 = 50 cm. Step 2: Lateral SA = π × 14 × 50 = 700π ≈ 2 199 cm². Step 3: Base area = π × 14² = 196π ≈ 616 cm². Step 4: TSA ≈ 2 815 cm². Teacher anchor: record this cone bucket value on the class Driving Question Board — it will be compared with pyramid and frustum buckets of equal volume in Lesson 8.</w:t>
+              <w:t xml:space="preserve">The formula TSA = πrl + πr² is derived by expressing the sector as a fraction (r/l) of a full circle of radius l, giving lateral area = πrl, then adding the base area πr²; the shape of a container affects its surface area even when the volume is fixed — this is why the shopkeeper's claim about the frustum bucket needs to be tested, and we will check it fully by computing and comparing all three buckets' surface areas across the unit.</w:t>
             </w:r>
           </w:p>
         </w:tc>
@@ -713,7 +713,7 @@
                 <w:sz w:val="18"/>
                 <w:szCs w:val="18"/>
               </w:rPr>
-              <w:t xml:space="preserve">Students observe photos of the grain storage pyramidal structures used in Kitale and Eldoret (or the roof trusses on traditional Kikuyu homesteads) and estimate how much roofing material covers each triangular face. Teacher distributes square-based and rectangular-based pyramid nets (pre-cut from manila paper) and asks students to identify and label each face before any formula is introduced. Key observation to elicit: a square-based pyramid has 1 square base + 4 identical isoceles triangles; a rectangular-based pyramid has 1 rectangular base + 2 pairs of non-identical triangles.</w:t>
+              <w:t xml:space="preserve">Learners cut out and folded cardboard nets of square-based and rectangular-based pyramids, labelled all five faces, and measured base dimensions and slant heights. They recorded measurements in a face-by-face area table and verified that the net folded into a closed 3D pyramid.</w:t>
             </w:r>
           </w:p>
         </w:tc>
@@ -745,7 +745,7 @@
                 <w:sz w:val="18"/>
                 <w:szCs w:val="18"/>
               </w:rPr>
-              <w:t xml:space="preserve">For a square-based pyramid with base side l and slant height s: TSA = l² + 4 × (½ × l × s) = l² + 2ls. For a rectangular-based pyramid with base dimensions l × w and respective slant heights s₁ (over width faces) and s₂ (over length faces): TSA = lw + 2 × (½ls₁) + 2 × (½ws₂) = lw + ls₁ + ws₂. Pedagogical note — 'slant height' of a pyramid face is the perpendicular height of that triangular face measured from the base edge to the apex, NOT the edge length. Draw a clear diagram showing this distinction every time.</w:t>
+              <w:t xml:space="preserve">The total surface area of a square-based pyramid is TSA = l² + 2ls (base area plus four triangular faces). For a rectangular-based pyramid, opposite triangular faces form congruent pairs, giving TSA = lb + ls₁ + bs₂. Slant height (measured along the triangular face) must be used — not the vertical height of the pyramid. For a square pyramid with l = 10 cm and s = 13 cm, TSA = 360 cm².</w:t>
             </w:r>
           </w:p>
         </w:tc>
@@ -777,7 +777,7 @@
                 <w:sz w:val="18"/>
                 <w:szCs w:val="18"/>
               </w:rPr>
-              <w:t xml:space="preserve">Worked example 1 (square base): A maize storage shed roof in Kitale is a square pyramid with base side 6 m and slant height 5 m. TSA = 6² + 2(6)(5) = 36 + 60 = 96 m². Worked example 2 (rectangular base): A rectangular pyramid roof, base 8 m × 5 m, slant heights 4.5 m (over 8 m faces) and 6 m (over 5 m faces). TSA = (8×5) + (8×4.5) + (5×6) = 40 + 36 + 30 = 106 m². Teacher should cold-call at least three students to identify which slant height belongs to which pair of faces before computing.</w:t>
+              <w:t xml:space="preserve">The formula is derived by summing the area of the square (or rectangular) base and the areas of all four triangular faces — the same process a jua kali sheet-metal worker in Kamukunji uses when pricing how much flat metal sheet to cut before hammering a pyramid-shaped object. This adds a second data point (after the cone in Lesson 1) to the class comparison of material use across different solid shapes, advancing the investigation of the hardware-shop owner's claim about the frustum.</w:t>
             </w:r>
           </w:p>
         </w:tc>
@@ -862,7 +862,7 @@
                 <w:sz w:val="18"/>
                 <w:szCs w:val="18"/>
               </w:rPr>
-              <w:t xml:space="preserve">Teacher presents a football (as used in the Kenyan Premier League) and asks: if we were to cover this ball entirely with leather panels, how much leather would we need? Students first estimate by wrapping a ball with strips of paper/tape and measuring the paper used. Teacher then demonstrates the classical orange-peel proof: peel an orange, flatten the peel, and show it fills almost exactly 4 circles of the same radius as the orange. This provides intuitive evidence that SA = 4πr² before any algebraic derivation.</w:t>
+              <w:t xml:space="preserve">Learners peeled an orange and pressed the peel flat to cover circles traced from the orange's great circle (equatorial cross-section), observing that the peel filled approximately 4 such circles.</w:t>
             </w:r>
           </w:p>
         </w:tc>
@@ -894,7 +894,7 @@
                 <w:sz w:val="18"/>
                 <w:szCs w:val="18"/>
               </w:rPr>
-              <w:t xml:space="preserve">The surface area of a complete sphere of radius r is SA = 4πr². This equals exactly 4 times the area of the sphere's great circle (πr²). A closed hemisphere (flat face sealed) has TSA = 2πr² + πr² = 3πr², where 2πr² is the curved dome and πr² is the flat circular base. Pedagogical note — students often confuse surface area of a sphere with volume (4/3 πr³). A useful memory anchor: surface area has r² (two-dimensional) and volume has r³ (three-dimensional). Reinforce this distinction explicitly.</w:t>
+              <w:t xml:space="preserve">The surface area of a sphere equals exactly 4 times the area of its great circle: SA = 4πr². The total surface area of a closed hemisphere is 3πr² (curved surface 2πr² plus circular base πr²).</w:t>
             </w:r>
           </w:p>
         </w:tc>
@@ -926,7 +926,7 @@
                 <w:sz w:val="18"/>
                 <w:szCs w:val="18"/>
               </w:rPr>
-              <w:t xml:space="preserve">Worked example: A spherical water tank at a Mombasa hotel has diameter 3 m (r = 1.5 m). (a) How much steel sheet is needed to construct it? SA = 4π(1.5)² = 4π(2.25) = 9π ≈ 28.27 m². (b) If only the curved dome is constructed (open base hemisphere), Curved SA = 2π(1.5)² = 4.5π ≈ 14.14 m². Teacher should ask students to explain in words why the hemisphere dome uses exactly half the steel of the full sphere — wait 30 seconds before cold-calling two students.</w:t>
+              <w:t xml:space="preserve">Learners applied SA = 4πr² to calculate the curved surface area and painting cost of a hemispherical mosque dome in Mombasa, and computed the sheet metal needed for a spherical water tank in Kisumu. They compared the sphere's surface area to the open-topped cylindrical and conical buckets (open cone, Lesson 8 data) for the same 10-litre volume, treating the sphere as a hypothetical closed fourth shape, not one of the shop's three buckets, advancing the driving question about which bucket shape uses the most material.</w:t>
             </w:r>
           </w:p>
         </w:tc>
@@ -1011,7 +1011,7 @@
                 <w:sz w:val="18"/>
                 <w:szCs w:val="18"/>
               </w:rPr>
-              <w:t xml:space="preserve">Students observe a dome-shaped sufuria lid and a half-cut avocado (common in Kenyan markets) and discuss which surfaces are exposed. Teacher places a hemisphere model flat-side down on a table and asks: how many distinct surfaces does this solid have? Students must identify and separately label (i) the curved dome surface and (ii) the flat circular face. The teacher then asks students to predict whether the curved surface or the flat face has greater area — most predict the flat face, which is incorrect for r &gt; 0.</w:t>
+              <w:t xml:space="preserve">Learners sliced a spherical model (halved orange or rubber ball) in half and observed that a hemisphere has two distinct surface components: a curved outer surface and a flat circular base. They physically traced the flat face, measured its radius, peeled the curved surface, and examined a printed hemisphere net — confirming the two-component structure directly from a concrete object.</w:t>
             </w:r>
           </w:p>
         </w:tc>
@@ -1043,7 +1043,7 @@
                 <w:sz w:val="18"/>
                 <w:szCs w:val="18"/>
               </w:rPr>
-              <w:t xml:space="preserve">Curved Surface Area of a hemisphere = 2πr² (exactly half of the full sphere's 4πr²). Flat circular base area = πr². Total Surface Area of a closed hemisphere = 2πr² + πr² = 3πr². For an open hemisphere (bowl, dome with no base): TSA = 2πr² only. Pedagogical note — always ask students to state whether the hemisphere is 'open' or 'closed' before they begin calculating, as this determines which formula applies. This is a common exam error source.</w:t>
+              <w:t xml:space="preserve">The curved surface area of a hemisphere = 2πr² (exactly half the full sphere surface area of 4πr²). The total surface area of a hemisphere = 2πr² + πr² = 3πr², where the additional πr² accounts for the flat circular base. These formulas were applied to calculate the canvas needed for a hemispherical safari tent at Maasai Mara and the cost in Kenyan Shillings.</w:t>
             </w:r>
           </w:p>
         </w:tc>
@@ -1075,7 +1075,7 @@
                 <w:sz w:val="18"/>
                 <w:szCs w:val="18"/>
               </w:rPr>
-              <w:t xml:space="preserve">Worked example 1 (closed): A dome tent used by Maasai Mara tourists has a hemispherical shape with r = 2.1 m. Total canvas needed (closed): TSA = 3π(2.1)² = 3π(4.41) = 13.23π ≈ 41.57 m². Worked example 2 (open bowl): A decorative stone bowl of r = 0.35 m. Curved SA = 2π(0.35)² = 2π(0.1225) = 0.245π ≈ 0.770 m². Teacher connects to DQB: record that a hemispherical container's curved area = 2πr² and note this will be compared to conical and frustum containers later.</w:t>
+              <w:t xml:space="preserve">At the mid-unit DQB checkpoint, learners updated their predictions about the three Kirinyaga Road buckets using the surface area formulas learned so far (cone, pyramid, sphere, hemisphere). They articulated revised claims about which bucket uses the most metal and generated new specific questions about the frustum-shaped bucket's surface area — setting the inquiry agenda for Lessons 5 and 6.</w:t>
             </w:r>
           </w:p>
         </w:tc>
@@ -1160,7 +1160,7 @@
                 <w:sz w:val="18"/>
                 <w:szCs w:val="18"/>
               </w:rPr>
-              <w:t xml:space="preserve">Teacher holds up a typical Kenyan plastic bucket (truncated cone / frustum shape) and a tapered drinking cup. Students observe that neither is a complete cone — the top has been 'cut off.' Teacher asks: where did the missing top cone go? Students then unfold a paper frustum net (pre-made) and identify two circles (top and bottom) and the curved lateral strip. Key vocabulary to establish: frustum, large base radius R, small top radius r, perpendicular height h, slant height l. Teacher labels all five quantities on the board diagram and requires students to copy and label on their own nets.</w:t>
+              <w:t xml:space="preserve">Learners physically cut a paper cone along a plane parallel to its base to produce a frustum, measured its dimensions (R, r, h, l), unfolded its curved surface onto squared paper, and observed that the net is an annular sector — the region between two concentric arcs — which is larger and more complex than the full cone net from Lesson 1.</w:t>
             </w:r>
           </w:p>
         </w:tc>
@@ -1192,7 +1192,7 @@
                 <w:sz w:val="18"/>
                 <w:szCs w:val="18"/>
               </w:rPr>
-              <w:t xml:space="preserve">A frustum of a cone is the solid remaining after a small cone is removed from the top of a larger cone by a cut parallel to the base. The curved surface area of a frustum = π(R + r)l, where R = large base radius, r = small top radius, and l = slant height of the frustum (NOT the full cone). The slant height is calculated as l = √[h² + (R − r)²]. Pedagogical note — Lesson 5 focuses on vocabulary and net recognition only; full TSA computation is developed in Lesson 6. Do not rush into closed/open TSA in this lesson.</w:t>
+              <w:t xml:space="preserve">The curved surface area of a frustum of a cone is given by π(R + r)l, where R is the radius of the larger circular end (the open top of the bucket), r is the radius of the smaller circular end (the base of the bucket), and l is the slant height. The slant height can be calculated from the vertical height and the two radii using the Pythagorean relationship l = √[h² + (R − r)²]. The total surface area of a closed frustum also includes the areas of the two circular ends: πR² + πr².</w:t>
             </w:r>
           </w:p>
         </w:tc>
@@ -1224,7 +1224,7 @@
                 <w:sz w:val="18"/>
                 <w:szCs w:val="18"/>
               </w:rPr>
-              <w:t xml:space="preserve">Guided discovery: Given a frustum with R = 10 cm, r = 4 cm, h = 9 cm. Step 1: l = √[9² + (10−4)²] = √[81 + 36] = √117 ≈ 10.82 cm. Step 2: Curved SA = π(10 + 4)(10.82) = π(14)(10.82) = 151.48π ≈ 475.9 cm². Teacher models this step-by-step, annotating each number on the diagram. Students then compute a second example (R = 7 cm, r = 3 cm, h = 8 cm) independently and compare with a partner before sharing out — teacher uses cold-call for two pairs.</w:t>
+              <w:t xml:space="preserve">The formula π(R + r)l arises because the curved surface of a frustum is the difference between the lateral surfaces of two similar cones sharing the same apex: Curved SA = πRL − πr(L − l) = πl(R + r). This connects directly to the Kirinyaga Road phenomenon: the tapered (frustum) bucket has two different-sized circular ends and a sloping curved surface whose area depends on both radii simultaneously, which is why its net looks larger and more complex than the straight-sided cylindrical bucket or the conical bucket of the same volume.</w:t>
             </w:r>
           </w:p>
         </w:tc>
@@ -1309,7 +1309,7 @@
                 <w:sz w:val="18"/>
                 <w:szCs w:val="18"/>
               </w:rPr>
-              <w:t xml:space="preserve">Students compare an open metal bucket (no lid, no base visible — open frustum) with a closed tin can shaped as a frustum (both ends sealed). Teacher asks: what additional surfaces exist on the closed version? Students must identify the two circular ends and state their areas in terms of R and r. Teacher then poses: if we wanted to manufacture both containers from sheet metal, which requires more material and by how much? Students write predictions before calculating.</w:t>
+              <w:t xml:space="preserve">Learners measured real frustum-shaped containers (tapered buckets, plastic tumblers) brought from home, recording the top radius R, bottom radius r, and perpendicular height h. They compared computed surface areas across groups and, where available, checked against manufacturer label data. They also observed the derived net of a frustum — two concentric annular sectors plus two circles — which is visibly larger and more complex than the rectangular net of a cylinder of equal height.</w:t>
             </w:r>
           </w:p>
         </w:tc>
@@ -1341,7 +1341,7 @@
                 <w:sz w:val="18"/>
                 <w:szCs w:val="18"/>
               </w:rPr>
-              <w:t xml:space="preserve">Curved Surface Area of a frustum of a cone = π(R + r)l, where l = √[h² + (R − r)²]. Open frustum (no bases, like an open bucket): TSA = π(R + r)l. Closed frustum (both circular ends sealed): TSA = π(R + r)l + πR² + πr². If only the large base is closed (most common bucket scenario): TSA = π(R + r)l + πR². Pedagogical note — teachers should require students to sketch and label the frustum before writing any formula, and to explicitly state 'open' or 'closed' as part of their working. Marks are typically awarded for correct identification in KNEC exams.</w:t>
+              <w:t xml:space="preserve">The curved surface area of a frustum of a cone is π(R + r)l, where l = √[h² + (R − r)²] is the slant height. A closed frustum's total surface area adds both circular faces: TSA = π(R + r)l + πR² + πr². An open frustum (such as a metal bucket with no lid) uses only TSA = π(R + r)l + πr² (R = top radius, r = base radius). Whether the frustum uses more sheet metal than a cylinder or cone of equal volume depends on the specific dimensions of each shape — the shopkeeper's claim must be checked against the dimensions of the actual buckets (Lesson 8) and is not a universal rule.</w:t>
             </w:r>
           </w:p>
         </w:tc>
@@ -1373,7 +1373,7 @@
                 <w:sz w:val="18"/>
                 <w:szCs w:val="18"/>
               </w:rPr>
-              <w:t xml:space="preserve">Worked example (Kenyan context): A metal water bucket used on a Nakuru dairy farm has R = 18 cm (bottom), r = 12 cm (top), and h = 30 cm. The bucket is open at the top but has a metal base. Step 1: l = √[30² + (18−12)²] = √[900 + 36] = √936 ≈ 30.59 cm. Step 2: Curved SA = π(18+12)(30.59) = π(30)(30.59) = 917.7π ≈ 2 882 cm². Step 3: Base area = π(18)² = 324π ≈ 1 018 cm². Step 4: TSA ≈ 3 900 cm². Record on DQB alongside the cone bucket from Lesson 1 for comparison in Lesson 8.</w:t>
+              <w:t xml:space="preserve">Because the frustum is formed by removing a small cone from a large one, its lateral surface unfolds into a large annular (ring-shaped) sector rather than a simple rectangle or triangle. The formula π(R + r)l captures the fact that both the large and small circular edges contribute to the boundary of this curved surface. Adding the areas of the one or two circular faces to the curved surface area gives the total amount of sheet metal needed — which is why a tapered bucket can require a different sheet of metal than a straight-sided cylindrical bucket of identical volume.</w:t>
             </w:r>
           </w:p>
         </w:tc>
@@ -1458,7 +1458,7 @@
                 <w:sz w:val="18"/>
                 <w:szCs w:val="18"/>
               </w:rPr>
-              <w:t xml:space="preserve">Students observe photographs of a truncated pyramid — teacher can use images of graduated grain silos or the stepped base sections of traditional granaries in western Kenya (Kisii or Luhya architecture). The frustum of a pyramid has two polygonal bases (square or rectangular) connected by trapezoidal lateral faces. Teacher distributes a pre-cut net of a square pyramidal frustum and students identify: 2 square bases (different sizes) and 4 congruent trapezoids. Students measure the trapezoid dimensions on the net before any formula is given.</w:t>
+              <w:t xml:space="preserve">Learners handled physical cardboard models and unfolded nets of a pyramidal frustum, counted and labelled all six faces (two square bases and four trapezoidal lateral faces), and measured the bottom side length (b), top side length (a), and slant height (l) of each trapezoidal face.</w:t>
             </w:r>
           </w:p>
         </w:tc>
@@ -1490,7 +1490,7 @@
                 <w:sz w:val="18"/>
                 <w:szCs w:val="18"/>
               </w:rPr>
-              <w:t xml:space="preserve">For a closed frustum of a square-based pyramid with top side a, bottom side b, and slant height l (perpendicular height of each trapezoidal face): TSA = a² + b² + 2(a + b)l. The slant height l of the trapezoidal face is found using: l = √[h² + ((b−a)/2)²], where h is the perpendicular height of the frustum. For a rectangular-based pyramidal frustum with top dimensions a × c and bottom dimensions b × d: TSA = ac + bd + (a+b)l₁ + (c+d)l₂, where l₁ and l₂ are slant heights over respective pairs of faces. Pedagogical note — the formula for square frustum is the most commonly tested; ensure students can derive it from 'two squares + four trapezoids' rather than memorising it in isolation.</w:t>
+              <w:t xml:space="preserve">The total surface area of a closed pyramidal frustum with square bases is SA = a² + b² + 2(a+b)l, where a is the top side length, b is the bottom side length, and l is the slant height of each trapezoidal face. For an open-top frustum, the top base area (a²) is omitted.</w:t>
             </w:r>
           </w:p>
         </w:tc>
@@ -1522,7 +1522,7 @@
                 <w:sz w:val="18"/>
                 <w:szCs w:val="18"/>
               </w:rPr>
-              <w:t xml:space="preserve">Worked example (square frustum): A decorative stone planter in a Nairobi hotel lobby is a frustum of a square pyramid with top side a = 20 cm, bottom side b = 32 cm, and height h = 15 cm. Step 1: l = √[15² + ((32−20)/2)²] = √[225 + 36] = √261 ≈ 16.16 cm. Step 2: TSA = 20² + 32² + 2(20+32)(16.16) = 400 + 1024 + 2(52)(16.16) = 400 + 1024 + 1 680.6 ≈ 3 104.6 cm². Teacher cold-calls three students to explain which term in the formula represents which face type. Add result to DQB for Lesson 8 comparison.</w:t>
+              <w:t xml:space="preserve">Learners explained why the formula has three distinct parts — two base areas and a combined lateral area — by connecting each algebraic term to a physically observed and measured face on their cardboard net. They applied this explanation to calculate the sheet metal area of a trophy stand pedestal used at a Nakuru County athletics championship, and verified their result by directly measuring the area of their assembled net.</w:t>
             </w:r>
           </w:p>
         </w:tc>
@@ -1607,7 +1607,7 @@
                 <w:sz w:val="18"/>
                 <w:szCs w:val="18"/>
               </w:rPr>
-              <w:t xml:space="preserve">Teacher displays three containers side by side (or as labelled diagrams): the cone bucket from Lesson 1, the frustum bucket from Lesson 6, and a hypothetical cylindrical bucket — all holding the same volume (e.g., 10 litres). Students observe and record all three surface area values computed across previous lessons on the DQB. Teacher asks: which shape uses the least material? which uses the most? Why might a manufacturer choose a frustum even if it requires more material than a cone? Students discuss in pairs for 90 seconds before class share-out.</w:t>
+              <w:t xml:space="preserve">Learners calculated the surface areas of three buckets — cylindrical, conical, and frustum-shaped — all holding exactly 10 litres of water, using dimensions provided on the Bucket Data Sheet. They displayed their full working on sugar-paper sheets and presented findings to the class. Learners also observed, via the DQB review, the full set of question cards built across eight lessons.</w:t>
             </w:r>
           </w:p>
         </w:tc>
@@ -1639,7 +1639,7 @@
                 <w:sz w:val="18"/>
                 <w:szCs w:val="18"/>
               </w:rPr>
-              <w:t xml:space="preserve">Equal volumes do NOT guarantee equal surface areas — the shape of a solid independently determines how much material is needed to construct or cover it. Among common container shapes of the same volume: (i) a sphere has the minimum possible surface area (most efficient); (ii) a frustum uses more material than a cone of the same volume but is more stable and stackable; (iii) designers make trade-offs between material cost, stability, and manufacturability. Summary of all formulae covered: Cone TSA = πrl + πr²; Square pyramid TSA = l² + 2ls; Sphere SA = 4πr²; Hemisphere TSA = 3πr² (closed); Frustum of cone TSA = π(R+r)l + πR² + πr²; Square frustum TSA = a² + b² + 2(a+b)l. Pedagogical note — distribute the completed formula reference card at this point and require students to annotate each formula with a sketch showing what r, l, h, R, a, b represent.</w:t>
+              <w:t xml:space="preserve">Equal volumes do NOT guarantee equal surface areas — the shape of a solid determines how much material is needed to construct it, independently of its capacity. The frustum's formula π(R+r)l + πr² accounts for two different circular radii and a slant height, making it more complex than the cone or cylinder formula. Under the specific equal-volume dimensions used in this lesson, the open cone required the greatest surface area of sheet metal. Each of the five solid types studied (cone, pyramid, sphere, hemisphere, frustum) has a unique surface area formula derived from its net.</w:t>
             </w:r>
           </w:p>
         </w:tc>
@@ -1671,7 +1671,7 @@
                 <w:sz w:val="18"/>
                 <w:szCs w:val="18"/>
               </w:rPr>
-              <w:t xml:space="preserve">Final application task: A Kisumu factory manufactures three styles of 10-litre grain containers — conical, frustum (cone), and square pyramidal frustum. Students compute the TSA of each using given dimensions, determine which style uses least sheet metal, and write a recommendation memo to the factory manager justifying their choice mathematically. Teacher facilitates class discussion: 'Is cheapest always best?' connecting to real-world design values such as stackability, pour-ability, and aesthetics. DQB is fully resolved: students write a final answer to the driving question in their own words as an exit ticket.</w:t>
+              <w:t xml:space="preserve">The shopkeeper's claim that the frustum uses the most metal is not universally correct — it depends on the specific dimensions chosen. For our 10-litre buckets, the open cone used more sheet metal than the frustum. The shape of a container matters for material cost because surface area and volume are related by different geometric formulae: changing the shape while keeping the volume fixed changes the surface area. This is why engineers and manufacturers choose specific solid shapes — to minimise material cost, maximise strength, or meet practical requirements like stackability. In Kenya, frustum-shaped buckets are common despite potentially higher material costs because their tapered shape makes them easier to stack and carry, demonstrating that mathematical optimisation in real life must balance multiple competing factors.</w:t>
             </w:r>
           </w:p>
         </w:tc>
@@ -1795,7 +1795,7 @@
         </w:rPr>
         <w:t xml:space="preserve">© 2026 SeaVuria and ARES. This work is licensed under a </w:t>
       </w:r>
-      <w:hyperlink w:history="1" r:id="rIdtfra5eezzwnmd1if_3gen">
+      <w:hyperlink w:history="1" r:id="rIdc9xf6pqkto0h4upb5_pr9">
         <w:r>
           <w:rPr>
             <w:rFonts w:ascii="Arial" w:cs="Arial" w:eastAsia="Arial" w:hAnsi="Arial"/>
@@ -1815,7 +1815,7 @@
         </w:rPr>
         <w:t xml:space="preserve"> (</w:t>
       </w:r>
-      <w:hyperlink w:history="1" r:id="rIdi6xc9mfixulzawyfknhxm">
+      <w:hyperlink w:history="1" r:id="rIdwnbv2mml__riknbewrtlb">
         <w:r>
           <w:rPr>
             <w:rFonts w:ascii="Arial" w:cs="Arial" w:eastAsia="Arial" w:hAnsi="Arial"/>
@@ -1835,7 +1835,7 @@
         </w:rPr>
         <w:t xml:space="preserve">). To view a copy of this license, visit </w:t>
       </w:r>
-      <w:hyperlink w:history="1" r:id="rIdaprur5zpiqdayxokyc6qf">
+      <w:hyperlink w:history="1" r:id="rIdjmmk77b7kj-yo-onjhxob">
         <w:r>
           <w:rPr>
             <w:rFonts w:ascii="Arial" w:cs="Arial" w:eastAsia="Arial" w:hAnsi="Arial"/>

--- a/data/outputs/v2/Essential_Mathematics/SS2.6_Surface_Area_of_Solids/Essential_Mathematics_Surface_Area_of_Solids_SummaryTable.docx
+++ b/data/outputs/v2/Essential_Mathematics/SS2.6_Surface_Area_of_Solids/Essential_Mathematics_Surface_Area_of_Solids_SummaryTable.docx
@@ -1795,7 +1795,7 @@
         </w:rPr>
         <w:t xml:space="preserve">© 2026 SeaVuria and ARES. This work is licensed under a </w:t>
       </w:r>
-      <w:hyperlink w:history="1" r:id="rIdc9xf6pqkto0h4upb5_pr9">
+      <w:hyperlink w:history="1" r:id="rIdkeb-fxj92a9ixev4wvdfe">
         <w:r>
           <w:rPr>
             <w:rFonts w:ascii="Arial" w:cs="Arial" w:eastAsia="Arial" w:hAnsi="Arial"/>
@@ -1815,7 +1815,7 @@
         </w:rPr>
         <w:t xml:space="preserve"> (</w:t>
       </w:r>
-      <w:hyperlink w:history="1" r:id="rIdwnbv2mml__riknbewrtlb">
+      <w:hyperlink w:history="1" r:id="rId2vivocsdbb-lncdchcrnt">
         <w:r>
           <w:rPr>
             <w:rFonts w:ascii="Arial" w:cs="Arial" w:eastAsia="Arial" w:hAnsi="Arial"/>
@@ -1835,7 +1835,7 @@
         </w:rPr>
         <w:t xml:space="preserve">). To view a copy of this license, visit </w:t>
       </w:r>
-      <w:hyperlink w:history="1" r:id="rIdjmmk77b7kj-yo-onjhxob">
+      <w:hyperlink w:history="1" r:id="rIduavwwgn2ez3gshfrlmquw">
         <w:r>
           <w:rPr>
             <w:rFonts w:ascii="Arial" w:cs="Arial" w:eastAsia="Arial" w:hAnsi="Arial"/>

--- a/data/outputs/v2/Essential_Mathematics/SS2.6_Surface_Area_of_Solids/Essential_Mathematics_Surface_Area_of_Solids_SummaryTable.docx
+++ b/data/outputs/v2/Essential_Mathematics/SS2.6_Surface_Area_of_Solids/Essential_Mathematics_Surface_Area_of_Solids_SummaryTable.docx
@@ -1795,7 +1795,7 @@
         </w:rPr>
         <w:t xml:space="preserve">© 2026 SeaVuria and ARES. This work is licensed under a </w:t>
       </w:r>
-      <w:hyperlink w:history="1" r:id="rIdkeb-fxj92a9ixev4wvdfe">
+      <w:hyperlink w:history="1" r:id="rIdpn-nvufrl52vq7p8rxmrg">
         <w:r>
           <w:rPr>
             <w:rFonts w:ascii="Arial" w:cs="Arial" w:eastAsia="Arial" w:hAnsi="Arial"/>
@@ -1815,7 +1815,7 @@
         </w:rPr>
         <w:t xml:space="preserve"> (</w:t>
       </w:r>
-      <w:hyperlink w:history="1" r:id="rId2vivocsdbb-lncdchcrnt">
+      <w:hyperlink w:history="1" r:id="rIdapi5kykvkhlxwltf3cs5r">
         <w:r>
           <w:rPr>
             <w:rFonts w:ascii="Arial" w:cs="Arial" w:eastAsia="Arial" w:hAnsi="Arial"/>
@@ -1835,7 +1835,7 @@
         </w:rPr>
         <w:t xml:space="preserve">). To view a copy of this license, visit </w:t>
       </w:r>
-      <w:hyperlink w:history="1" r:id="rIduavwwgn2ez3gshfrlmquw">
+      <w:hyperlink w:history="1" r:id="rIdzuiwokanjkv_fp8qgzocd">
         <w:r>
           <w:rPr>
             <w:rFonts w:ascii="Arial" w:cs="Arial" w:eastAsia="Arial" w:hAnsi="Arial"/>

--- a/data/outputs/v2/Essential_Mathematics/SS2.6_Surface_Area_of_Solids/Essential_Mathematics_Surface_Area_of_Solids_SummaryTable.docx
+++ b/data/outputs/v2/Essential_Mathematics/SS2.6_Surface_Area_of_Solids/Essential_Mathematics_Surface_Area_of_Solids_SummaryTable.docx
@@ -1795,7 +1795,7 @@
         </w:rPr>
         <w:t xml:space="preserve">© 2026 SeaVuria and ARES. This work is licensed under a </w:t>
       </w:r>
-      <w:hyperlink w:history="1" r:id="rIdpn-nvufrl52vq7p8rxmrg">
+      <w:hyperlink w:history="1" r:id="rIdlvw2rsjht7wikmirvfhey">
         <w:r>
           <w:rPr>
             <w:rFonts w:ascii="Arial" w:cs="Arial" w:eastAsia="Arial" w:hAnsi="Arial"/>
@@ -1815,7 +1815,7 @@
         </w:rPr>
         <w:t xml:space="preserve"> (</w:t>
       </w:r>
-      <w:hyperlink w:history="1" r:id="rIdapi5kykvkhlxwltf3cs5r">
+      <w:hyperlink w:history="1" r:id="rIde1oqp1gxualqcmsffkjix">
         <w:r>
           <w:rPr>
             <w:rFonts w:ascii="Arial" w:cs="Arial" w:eastAsia="Arial" w:hAnsi="Arial"/>
@@ -1835,7 +1835,7 @@
         </w:rPr>
         <w:t xml:space="preserve">). To view a copy of this license, visit </w:t>
       </w:r>
-      <w:hyperlink w:history="1" r:id="rIdzuiwokanjkv_fp8qgzocd">
+      <w:hyperlink w:history="1" r:id="rIdzokdgxog7gocnpfteekel">
         <w:r>
           <w:rPr>
             <w:rFonts w:ascii="Arial" w:cs="Arial" w:eastAsia="Arial" w:hAnsi="Arial"/>

--- a/data/outputs/v2/Essential_Mathematics/SS2.6_Surface_Area_of_Solids/Essential_Mathematics_Surface_Area_of_Solids_SummaryTable.docx
+++ b/data/outputs/v2/Essential_Mathematics/SS2.6_Surface_Area_of_Solids/Essential_Mathematics_Surface_Area_of_Solids_SummaryTable.docx
@@ -1795,7 +1795,7 @@
         </w:rPr>
         <w:t xml:space="preserve">© 2026 SeaVuria and ARES. This work is licensed under a </w:t>
       </w:r>
-      <w:hyperlink w:history="1" r:id="rIdlvw2rsjht7wikmirvfhey">
+      <w:hyperlink w:history="1" r:id="rIdf8tbyk40a4yomfebztgwg">
         <w:r>
           <w:rPr>
             <w:rFonts w:ascii="Arial" w:cs="Arial" w:eastAsia="Arial" w:hAnsi="Arial"/>
@@ -1815,7 +1815,7 @@
         </w:rPr>
         <w:t xml:space="preserve"> (</w:t>
       </w:r>
-      <w:hyperlink w:history="1" r:id="rIde1oqp1gxualqcmsffkjix">
+      <w:hyperlink w:history="1" r:id="rIdpl5xtclhu3fvt8mr2qudo">
         <w:r>
           <w:rPr>
             <w:rFonts w:ascii="Arial" w:cs="Arial" w:eastAsia="Arial" w:hAnsi="Arial"/>
@@ -1835,7 +1835,7 @@
         </w:rPr>
         <w:t xml:space="preserve">). To view a copy of this license, visit </w:t>
       </w:r>
-      <w:hyperlink w:history="1" r:id="rIdzokdgxog7gocnpfteekel">
+      <w:hyperlink w:history="1" r:id="rIdfew6_qafgajgbirre9pit">
         <w:r>
           <w:rPr>
             <w:rFonts w:ascii="Arial" w:cs="Arial" w:eastAsia="Arial" w:hAnsi="Arial"/>

--- a/data/outputs/v2/Essential_Mathematics/SS2.6_Surface_Area_of_Solids/Essential_Mathematics_Surface_Area_of_Solids_SummaryTable.docx
+++ b/data/outputs/v2/Essential_Mathematics/SS2.6_Surface_Area_of_Solids/Essential_Mathematics_Surface_Area_of_Solids_SummaryTable.docx
@@ -4,6 +4,7 @@
   <w:body>
     <w:p>
       <w:pPr>
+        <w:keepNext w:val="false"/>
         <w:spacing w:after="30" w:before="0"/>
         <w:jc w:val="center"/>
       </w:pPr>
@@ -23,6 +24,7 @@
     </w:p>
     <w:p>
       <w:pPr>
+        <w:keepNext w:val="false"/>
         <w:spacing w:after="60" w:before="0"/>
         <w:jc w:val="center"/>
       </w:pPr>
@@ -81,6 +83,7 @@
           </w:tcPr>
           <w:p>
             <w:pPr>
+              <w:keepNext w:val="false"/>
               <w:spacing w:after="40" w:before="0"/>
               <w:jc w:val="center"/>
             </w:pPr>
@@ -115,6 +118,7 @@
           </w:tcPr>
           <w:p>
             <w:pPr>
+              <w:keepNext w:val="false"/>
               <w:spacing w:after="40" w:before="0"/>
               <w:jc w:val="left"/>
             </w:pPr>
@@ -147,6 +151,7 @@
           </w:tcPr>
           <w:p>
             <w:pPr>
+              <w:keepNext w:val="false"/>
               <w:spacing w:after="40" w:before="0"/>
               <w:jc w:val="left"/>
             </w:pPr>
@@ -181,6 +186,7 @@
           </w:tcPr>
           <w:p>
             <w:pPr>
+              <w:keepNext w:val="false"/>
               <w:spacing w:after="40" w:before="0"/>
               <w:jc w:val="left"/>
             </w:pPr>
@@ -213,6 +219,7 @@
           </w:tcPr>
           <w:p>
             <w:pPr>
+              <w:keepNext w:val="false"/>
               <w:spacing w:after="40" w:before="0"/>
               <w:jc w:val="left"/>
             </w:pPr>
@@ -273,6 +280,7 @@
           </w:tcPr>
           <w:p>
             <w:pPr>
+              <w:keepNext w:val="false"/>
               <w:spacing w:after="40" w:before="0"/>
               <w:jc w:val="center"/>
             </w:pPr>
@@ -307,6 +315,7 @@
           </w:tcPr>
           <w:p>
             <w:pPr>
+              <w:keepNext w:val="false"/>
               <w:spacing w:after="40" w:before="0"/>
               <w:jc w:val="left"/>
             </w:pPr>
@@ -369,6 +378,7 @@
           </w:tcPr>
           <w:p>
             <w:pPr>
+              <w:keepNext w:val="false"/>
               <w:spacing w:after="40" w:before="0"/>
               <w:jc w:val="left"/>
             </w:pPr>
@@ -401,6 +411,7 @@
           </w:tcPr>
           <w:p>
             <w:pPr>
+              <w:keepNext w:val="false"/>
               <w:spacing w:after="40" w:before="0"/>
               <w:jc w:val="left"/>
             </w:pPr>
@@ -433,6 +444,7 @@
           </w:tcPr>
           <w:p>
             <w:pPr>
+              <w:keepNext w:val="false"/>
               <w:spacing w:after="40" w:before="0"/>
               <w:jc w:val="left"/>
             </w:pPr>
@@ -465,6 +477,7 @@
           </w:tcPr>
           <w:p>
             <w:pPr>
+              <w:keepNext w:val="false"/>
               <w:spacing w:after="40" w:before="0"/>
               <w:jc w:val="left"/>
             </w:pPr>
@@ -499,6 +512,7 @@
           </w:tcPr>
           <w:p>
             <w:pPr>
+              <w:keepNext w:val="false"/>
               <w:spacing w:after="40" w:before="0"/>
               <w:jc w:val="left"/>
             </w:pPr>
@@ -518,6 +532,7 @@
           </w:p>
           <w:p>
             <w:pPr>
+              <w:keepNext w:val="false"/>
               <w:spacing w:after="40" w:before="0"/>
               <w:jc w:val="left"/>
             </w:pPr>
@@ -550,6 +565,7 @@
           </w:tcPr>
           <w:p>
             <w:pPr>
+              <w:keepNext w:val="false"/>
               <w:spacing w:after="40" w:before="0"/>
               <w:jc w:val="left"/>
             </w:pPr>
@@ -582,6 +598,7 @@
           </w:tcPr>
           <w:p>
             <w:pPr>
+              <w:keepNext w:val="false"/>
               <w:spacing w:after="40" w:before="0"/>
               <w:jc w:val="left"/>
             </w:pPr>
@@ -614,6 +631,7 @@
           </w:tcPr>
           <w:p>
             <w:pPr>
+              <w:keepNext w:val="false"/>
               <w:spacing w:after="40" w:before="0"/>
               <w:jc w:val="left"/>
             </w:pPr>
@@ -648,6 +666,7 @@
           </w:tcPr>
           <w:p>
             <w:pPr>
+              <w:keepNext w:val="false"/>
               <w:spacing w:after="40" w:before="0"/>
               <w:jc w:val="left"/>
             </w:pPr>
@@ -667,6 +686,7 @@
           </w:p>
           <w:p>
             <w:pPr>
+              <w:keepNext w:val="false"/>
               <w:spacing w:after="40" w:before="0"/>
               <w:jc w:val="left"/>
             </w:pPr>
@@ -699,6 +719,7 @@
           </w:tcPr>
           <w:p>
             <w:pPr>
+              <w:keepNext w:val="false"/>
               <w:spacing w:after="40" w:before="0"/>
               <w:jc w:val="left"/>
             </w:pPr>
@@ -731,6 +752,7 @@
           </w:tcPr>
           <w:p>
             <w:pPr>
+              <w:keepNext w:val="false"/>
               <w:spacing w:after="40" w:before="0"/>
               <w:jc w:val="left"/>
             </w:pPr>
@@ -763,6 +785,7 @@
           </w:tcPr>
           <w:p>
             <w:pPr>
+              <w:keepNext w:val="false"/>
               <w:spacing w:after="40" w:before="0"/>
               <w:jc w:val="left"/>
             </w:pPr>
@@ -797,6 +820,7 @@
           </w:tcPr>
           <w:p>
             <w:pPr>
+              <w:keepNext w:val="false"/>
               <w:spacing w:after="40" w:before="0"/>
               <w:jc w:val="left"/>
             </w:pPr>
@@ -816,6 +840,7 @@
           </w:p>
           <w:p>
             <w:pPr>
+              <w:keepNext w:val="false"/>
               <w:spacing w:after="40" w:before="0"/>
               <w:jc w:val="left"/>
             </w:pPr>
@@ -848,6 +873,7 @@
           </w:tcPr>
           <w:p>
             <w:pPr>
+              <w:keepNext w:val="false"/>
               <w:spacing w:after="40" w:before="0"/>
               <w:jc w:val="left"/>
             </w:pPr>
@@ -880,6 +906,7 @@
           </w:tcPr>
           <w:p>
             <w:pPr>
+              <w:keepNext w:val="false"/>
               <w:spacing w:after="40" w:before="0"/>
               <w:jc w:val="left"/>
             </w:pPr>
@@ -912,6 +939,7 @@
           </w:tcPr>
           <w:p>
             <w:pPr>
+              <w:keepNext w:val="false"/>
               <w:spacing w:after="40" w:before="0"/>
               <w:jc w:val="left"/>
             </w:pPr>
@@ -946,6 +974,7 @@
           </w:tcPr>
           <w:p>
             <w:pPr>
+              <w:keepNext w:val="false"/>
               <w:spacing w:after="40" w:before="0"/>
               <w:jc w:val="left"/>
             </w:pPr>
@@ -965,6 +994,7 @@
           </w:p>
           <w:p>
             <w:pPr>
+              <w:keepNext w:val="false"/>
               <w:spacing w:after="40" w:before="0"/>
               <w:jc w:val="left"/>
             </w:pPr>
@@ -997,6 +1027,7 @@
           </w:tcPr>
           <w:p>
             <w:pPr>
+              <w:keepNext w:val="false"/>
               <w:spacing w:after="40" w:before="0"/>
               <w:jc w:val="left"/>
             </w:pPr>
@@ -1029,6 +1060,7 @@
           </w:tcPr>
           <w:p>
             <w:pPr>
+              <w:keepNext w:val="false"/>
               <w:spacing w:after="40" w:before="0"/>
               <w:jc w:val="left"/>
             </w:pPr>
@@ -1061,6 +1093,7 @@
           </w:tcPr>
           <w:p>
             <w:pPr>
+              <w:keepNext w:val="false"/>
               <w:spacing w:after="40" w:before="0"/>
               <w:jc w:val="left"/>
             </w:pPr>
@@ -1095,6 +1128,7 @@
           </w:tcPr>
           <w:p>
             <w:pPr>
+              <w:keepNext w:val="false"/>
               <w:spacing w:after="40" w:before="0"/>
               <w:jc w:val="left"/>
             </w:pPr>
@@ -1114,6 +1148,7 @@
           </w:p>
           <w:p>
             <w:pPr>
+              <w:keepNext w:val="false"/>
               <w:spacing w:after="40" w:before="0"/>
               <w:jc w:val="left"/>
             </w:pPr>
@@ -1146,6 +1181,7 @@
           </w:tcPr>
           <w:p>
             <w:pPr>
+              <w:keepNext w:val="false"/>
               <w:spacing w:after="40" w:before="0"/>
               <w:jc w:val="left"/>
             </w:pPr>
@@ -1178,6 +1214,7 @@
           </w:tcPr>
           <w:p>
             <w:pPr>
+              <w:keepNext w:val="false"/>
               <w:spacing w:after="40" w:before="0"/>
               <w:jc w:val="left"/>
             </w:pPr>
@@ -1210,6 +1247,7 @@
           </w:tcPr>
           <w:p>
             <w:pPr>
+              <w:keepNext w:val="false"/>
               <w:spacing w:after="40" w:before="0"/>
               <w:jc w:val="left"/>
             </w:pPr>
@@ -1244,6 +1282,7 @@
           </w:tcPr>
           <w:p>
             <w:pPr>
+              <w:keepNext w:val="false"/>
               <w:spacing w:after="40" w:before="0"/>
               <w:jc w:val="left"/>
             </w:pPr>
@@ -1263,6 +1302,7 @@
           </w:p>
           <w:p>
             <w:pPr>
+              <w:keepNext w:val="false"/>
               <w:spacing w:after="40" w:before="0"/>
               <w:jc w:val="left"/>
             </w:pPr>
@@ -1295,6 +1335,7 @@
           </w:tcPr>
           <w:p>
             <w:pPr>
+              <w:keepNext w:val="false"/>
               <w:spacing w:after="40" w:before="0"/>
               <w:jc w:val="left"/>
             </w:pPr>
@@ -1327,6 +1368,7 @@
           </w:tcPr>
           <w:p>
             <w:pPr>
+              <w:keepNext w:val="false"/>
               <w:spacing w:after="40" w:before="0"/>
               <w:jc w:val="left"/>
             </w:pPr>
@@ -1359,6 +1401,7 @@
           </w:tcPr>
           <w:p>
             <w:pPr>
+              <w:keepNext w:val="false"/>
               <w:spacing w:after="40" w:before="0"/>
               <w:jc w:val="left"/>
             </w:pPr>
@@ -1393,6 +1436,7 @@
           </w:tcPr>
           <w:p>
             <w:pPr>
+              <w:keepNext w:val="false"/>
               <w:spacing w:after="40" w:before="0"/>
               <w:jc w:val="left"/>
             </w:pPr>
@@ -1412,6 +1456,7 @@
           </w:p>
           <w:p>
             <w:pPr>
+              <w:keepNext w:val="false"/>
               <w:spacing w:after="40" w:before="0"/>
               <w:jc w:val="left"/>
             </w:pPr>
@@ -1444,6 +1489,7 @@
           </w:tcPr>
           <w:p>
             <w:pPr>
+              <w:keepNext w:val="false"/>
               <w:spacing w:after="40" w:before="0"/>
               <w:jc w:val="left"/>
             </w:pPr>
@@ -1476,6 +1522,7 @@
           </w:tcPr>
           <w:p>
             <w:pPr>
+              <w:keepNext w:val="false"/>
               <w:spacing w:after="40" w:before="0"/>
               <w:jc w:val="left"/>
             </w:pPr>
@@ -1508,6 +1555,7 @@
           </w:tcPr>
           <w:p>
             <w:pPr>
+              <w:keepNext w:val="false"/>
               <w:spacing w:after="40" w:before="0"/>
               <w:jc w:val="left"/>
             </w:pPr>
@@ -1542,6 +1590,7 @@
           </w:tcPr>
           <w:p>
             <w:pPr>
+              <w:keepNext w:val="false"/>
               <w:spacing w:after="40" w:before="0"/>
               <w:jc w:val="left"/>
             </w:pPr>
@@ -1561,6 +1610,7 @@
           </w:p>
           <w:p>
             <w:pPr>
+              <w:keepNext w:val="false"/>
               <w:spacing w:after="40" w:before="0"/>
               <w:jc w:val="left"/>
             </w:pPr>
@@ -1593,6 +1643,7 @@
           </w:tcPr>
           <w:p>
             <w:pPr>
+              <w:keepNext w:val="false"/>
               <w:spacing w:after="40" w:before="0"/>
               <w:jc w:val="left"/>
             </w:pPr>
@@ -1625,6 +1676,7 @@
           </w:tcPr>
           <w:p>
             <w:pPr>
+              <w:keepNext w:val="false"/>
               <w:spacing w:after="40" w:before="0"/>
               <w:jc w:val="left"/>
             </w:pPr>
@@ -1657,6 +1709,7 @@
           </w:tcPr>
           <w:p>
             <w:pPr>
+              <w:keepNext w:val="false"/>
               <w:spacing w:after="40" w:before="0"/>
               <w:jc w:val="left"/>
             </w:pPr>
@@ -1795,7 +1848,7 @@
         </w:rPr>
         <w:t xml:space="preserve">© 2026 SeaVuria and ARES. This work is licensed under a </w:t>
       </w:r>
-      <w:hyperlink w:history="1" r:id="rIdf8tbyk40a4yomfebztgwg">
+      <w:hyperlink w:history="1" r:id="rId3-xunewytkacapqtmgfwr">
         <w:r>
           <w:rPr>
             <w:rFonts w:ascii="Arial" w:cs="Arial" w:eastAsia="Arial" w:hAnsi="Arial"/>
@@ -1815,7 +1868,7 @@
         </w:rPr>
         <w:t xml:space="preserve"> (</w:t>
       </w:r>
-      <w:hyperlink w:history="1" r:id="rIdpl5xtclhu3fvt8mr2qudo">
+      <w:hyperlink w:history="1" r:id="rIdk8nk55_u59jhnt-bbufqp">
         <w:r>
           <w:rPr>
             <w:rFonts w:ascii="Arial" w:cs="Arial" w:eastAsia="Arial" w:hAnsi="Arial"/>
@@ -1835,7 +1888,7 @@
         </w:rPr>
         <w:t xml:space="preserve">). To view a copy of this license, visit </w:t>
       </w:r>
-      <w:hyperlink w:history="1" r:id="rIdfew6_qafgajgbirre9pit">
+      <w:hyperlink w:history="1" r:id="rIdtz3ma3k7yr86y9ssrdnl9">
         <w:r>
           <w:rPr>
             <w:rFonts w:ascii="Arial" w:cs="Arial" w:eastAsia="Arial" w:hAnsi="Arial"/>

--- a/data/outputs/v2/Essential_Mathematics/SS2.6_Surface_Area_of_Solids/Essential_Mathematics_Surface_Area_of_Solids_SummaryTable.docx
+++ b/data/outputs/v2/Essential_Mathematics/SS2.6_Surface_Area_of_Solids/Essential_Mathematics_Surface_Area_of_Solids_SummaryTable.docx
@@ -1848,7 +1848,7 @@
         </w:rPr>
         <w:t xml:space="preserve">© 2026 SeaVuria and ARES. This work is licensed under a </w:t>
       </w:r>
-      <w:hyperlink w:history="1" r:id="rId3-xunewytkacapqtmgfwr">
+      <w:hyperlink w:history="1" r:id="rId6r49cep21flx6odjiyleh">
         <w:r>
           <w:rPr>
             <w:rFonts w:ascii="Arial" w:cs="Arial" w:eastAsia="Arial" w:hAnsi="Arial"/>
@@ -1868,7 +1868,7 @@
         </w:rPr>
         <w:t xml:space="preserve"> (</w:t>
       </w:r>
-      <w:hyperlink w:history="1" r:id="rIdk8nk55_u59jhnt-bbufqp">
+      <w:hyperlink w:history="1" r:id="rId3gat2iihnamcbhx8pox0s">
         <w:r>
           <w:rPr>
             <w:rFonts w:ascii="Arial" w:cs="Arial" w:eastAsia="Arial" w:hAnsi="Arial"/>
@@ -1888,7 +1888,7 @@
         </w:rPr>
         <w:t xml:space="preserve">). To view a copy of this license, visit </w:t>
       </w:r>
-      <w:hyperlink w:history="1" r:id="rIdtz3ma3k7yr86y9ssrdnl9">
+      <w:hyperlink w:history="1" r:id="rIdwdimznli-pjm9kzpsewtr">
         <w:r>
           <w:rPr>
             <w:rFonts w:ascii="Arial" w:cs="Arial" w:eastAsia="Arial" w:hAnsi="Arial"/>
